--- a/example_articles/states/Oregon/6.states_Oregon_Other_publisher.docx
+++ b/example_articles/states/Oregon/6.states_Oregon_Other_publisher.docx
@@ -27,17 +27,17 @@
     </w:p>
     <w:p>
       <w:r>
-        <w:t>Source File: Other publishers/Files (500) (23).DOCX</w:t>
+        <w:t>Source file: Other publishers/Files (500) (23).DOCX</w:t>
       </w:r>
     </w:p>
     <w:p>
       <w:r>
-        <w:t>Raw locations result: ['Oregon']</w:t>
+        <w:t>Raw locations result, 'locations': ['Oregon']</w:t>
       </w:r>
     </w:p>
     <w:p>
       <w:r>
-        <w:t>states_stand_flat (Standardized): Oregon</w:t>
+        <w:t>Standardized locations result, 'states_stand_flat': Oregon</w:t>
       </w:r>
     </w:p>
     <w:p>

--- a/example_articles/states/Oregon/6.states_Oregon_Other_publisher.docx
+++ b/example_articles/states/Oregon/6.states_Oregon_Other_publisher.docx
@@ -7,7 +7,7 @@
         <w:pStyle w:val="Heading1"/>
       </w:pPr>
       <w:r>
-        <w:t>BOOKS THROW GOOD HOOKS ON PIE AND THE DEACON; TOUCHING ALL THE BASES; NEW BOOKS LOOK AT OLD STARS, BUCS FAVORITES AND THE EFFECT OF THE COLOR BARRIER</w:t>
+        <w:t>PORTLAND, OREGON\; LARGEST CITY WITH OPENLY GAY MAYOR</w:t>
       </w:r>
     </w:p>
     <w:p>
@@ -17,17 +17,17 @@
     </w:p>
     <w:p>
       <w:r>
-        <w:t>Date: 2010-05-03</w:t>
+        <w:t>Date: 2009-01-04</w:t>
       </w:r>
     </w:p>
     <w:p>
       <w:r>
-        <w:t>Section: ARTS &amp; ENTERTAINMENT; Pg. C-1</w:t>
+        <w:t>Section: NATIONAL; THE NATION AT A GLANCE; Pg. A-7</w:t>
       </w:r>
     </w:p>
     <w:p>
       <w:r>
-        <w:t>Source file: Other publishers/Files (500) (23).DOCX</w:t>
+        <w:t>Source file: Other publishers/Files (500) (7).DOCX</w:t>
       </w:r>
     </w:p>
     <w:p>
@@ -49,61 +49,25 @@
     </w:p>
     <w:p>
       <w:r>
-        <w:t>Pie Traynor and Vernon Law are distinguished figures in the distinguished history of the Pittsburgh Pirates. They were linchpins of championship teams who were revered inside and outside the clubhouse.</w:t>
+        <w:t>Portland became the nation's largest city with an openly gay mayor Thursday as a longtime City Hall insider took the oath of office.</w:t>
         <w:br/>
-        <w:t>Their lives are chronicled in two interesting biographies.</w:t>
+        <w:t>Sam Adams, 45, was sworn into office at 12:01 a.m. New Year's Day at City Hall during a ceremony attended by a crowd of about 40 that included his mother and his partner.</w:t>
         <w:br/>
-        <w:t>"Pie Traynor: A Baseball Biography" by James Forr and David Proctor (McFarland &amp; Co. Inc., $29.95) is about the Hall of Fame third baseman who was later renowned locally for his storytelling and TV ads.</w:t>
+        <w:t>Adams won the job seven months ago in a primary race by capturing 58 percent of the vote and therefore negating the need for a runoff election.</w:t>
         <w:br/>
-        <w:t>In "Kiss It Goodbye: The Mystery, the Mormon and the Moral of the 1960 Pittsburgh Pirates" (Shadow Mountain, $24.99), John Moody reflects on the team's run to the World Series title while he was growing up in Bethel Park. But his focus is on Mr. Law, his childhood hero.</w:t>
+        <w:t>None of Adams' opponents raised his sexuality in the race. Neither did he.</w:t>
         <w:br/>
-        <w:t>Pie Traynor</w:t>
+        <w:t>"This is a testament to how fair-minded Portlanders are that it wasn't an issue," Mr. Adams said. "I spend my time on the basic issues of life. A part of that includes equal rights, but that's not even close to a majority of the time."</w:t>
         <w:br/>
-        <w:t>This is the first biography of Harold Joseph Traynor, who died of emphysema in 1972 at 73. It wasn't an easy endeavor for the authors, for little is known about Mr. Traynor's early years. Even the genesis of his nickname is uncertain, the conclusion being that he enjoyed pie.</w:t>
+        <w:t>Mr. Adams grew up in a working-class household that he said was at times dependent on food stamps and subsidized housing. Just as being a gay man drives much of his political activism, he said, his working-class background influences his ambitions as mayor.</w:t>
         <w:br/>
-        <w:t>Yet Mr. Forr and Mr. Proctor provide more than a slice of Pie, digging diligently to piece together a profile that probably is as factual as it could be.</w:t>
+        <w:t>"My passions for public service includes promoting social justice equality for all, but it obviously also includes finding good jobs for people, which is also part of my family's background of not being able to always have economic security," he said. "Being gay is part of me, so is being Irish-American, so is being from a small Oregon town."</w:t>
         <w:br/>
-        <w:t>His accomplishments are indisputable, though. Mr. Traynor played for 17 seasons, all with the Pirates, starting in 1920. He retired with a .320 batting average and 2,416 hits, and helped lead his team to two World Series, in 1925, a triumph against the Washington Senators, and 1927, a four-game sweep by the Yankees.</w:t>
+        <w:t>Adams served 11 years as chief of staff to Mayor Vera Katz and was elected in 2004 to the City Council.</w:t>
         <w:br/>
-        <w:t>A converted shortstop, Mr. Traynor overcame an erratic throwing arm to become the most respected third baseman of his era. His skills began to diminish in 1934 due to chronic pain in his right (throwing) shoulder, which ultimately forced him to retire in 1937. He became a player-manager during the 1934 season, and managed until late in 1939, when he resigned under pressure.</w:t>
+        <w:t>The new mayor said he and other city officials have so far requested $880 million in federal funds for dozens of "shovel-ready" projects to improve parks, roads and the water system in Portland, which has a population of about 575,000.</w:t>
         <w:br/>
-        <w:t>Much of that pressure, the authors write, was self-imposed. Mr. Traynor let the job overwhelm him. He worried and smoked incessantly, sulked after defeats and took adversity personally. He blamed himself for the Pirates' late-season collapse in 1938, when the Chicago Cubs swept three games -- including Gabby Hartnett's infamous, last-inning "Homer in the Gloamin' " -- to wrest the National League pennant from them.</w:t>
-        <w:br/>
-        <w:t>Out of baseball for a few years, Mr. Traynor lived in Cincinnati with Eve, his wife of 41 years. (They had no children.) They moved to Pittsburgh in late 1944, when he started hosting a 15-minute sports program, "The Hot Corner," on KQV radio.</w:t>
-        <w:br/>
-        <w:t>That led to his gig as a spokesman for American Heating Co., for which he did commercials on WPXI's "Studio Wrestling." Dressed immaculately, he would look at the camera and bellow, "Who can? Ameri-can. American Heating Company."</w:t>
-        <w:br/>
-        <w:t>Though Mr. Traynor comes off as a favorable figure, Mr. Forr and Mr. Proctor dutifully detail some flaws. The Hall of Famer was stubborn, somewhat cavalier with his money and held grudges, especially against star outfielder Paul Waner, a one-time friend, and -- inexplicably --Dick Groat, a Pirates standout in the 1950s and early '60s.</w:t>
-        <w:br/>
-        <w:t>The authors also examine a theory, espoused by contemporary baseball historians, that Mr. Traynor may have been overrated. His defensive statistics and some offensive numbers appear to be ordinary today.</w:t>
-        <w:br/>
-        <w:t>Their conclusion: for his era, "Pie Traynor was a fantastic player."</w:t>
-        <w:br/>
-        <w:t>Vernon Law</w:t>
-        <w:br/>
-        <w:t>Mr. Law is a devout Mormon who grew up in rural Idaho, then grew into one of the best pitchers in the major leagues.</w:t>
-        <w:br/>
-        <w:t>A right-hander known as "The Deacon," he was the Cy Young winner in 1960, when there was one award across the majors instead of one for each league. Mr. Law had a 20-9 record with 18 complete games, then won two World Series games against the New York Yankees.</w:t>
-        <w:br/>
-        <w:t>He wasn't as effective in the series, though, because of an injury that, for nearly a half-century, had been described nebulously as something that occurred as the team celebrated the clinching of its first National League title in 33 years.</w:t>
-        <w:br/>
-        <w:t>The Pirates lost in Milwaukee Sept. 23, but became champs when the second-place St. Louis Cardinals lost to the Chicago Cubs. The revelry turned raucous in the visiting clubhouse.</w:t>
-        <w:br/>
-        <w:t>Mr. Moody, a one-time foreign correspondent for the Associated Press, writes that only Mr. Law and catcher Smoky Burgess, a teetotaler, bowed out. But teammates tried to haul the pitcher into the celebration and, in the tussle, his right ankle was twisted. The pain forced Mr. Law to change his delivery, and his shoulder started throbbing. By the end of the series or during the following spring, he would have a torn rotator cuff that would cause him to struggle for three years.</w:t>
-        <w:br/>
-        <w:t>Despite continuous prodding from Mr. Moody, Mr. Law refused to name names, professing forgiveness. But the author identifies the main culprits as reserve catcher Bob Oldis and broadcaster Bob Prince.</w:t>
-        <w:br/>
-        <w:t>Mr. Oldis twisted the foot, according to a 1965 article by Roy McHugh of the old Pittsburgh Press. And while not specifically blaming Mr. Prince, Mr. Law acknowledges that the Voice of the Pirates "probably was more of an instigator than anyone, as he was in front of me leading the pack on" and that he "could have stopped the whole thing if he'd wanted to."</w:t>
-        <w:br/>
-        <w:t>Mr. Moody, the son of John Moody, a longtime Post-Gazette labor reporter, does an excellent job recounting the 1960 season through the perceptions of a 6-year-old and providing an accurate depiction of grimy, working-class Pittsburgh at that time.</w:t>
-        <w:br/>
-        <w:t>He does commit two errors that will be obvious to a devoted baseball fan. Mr. Moody misspells legendary Pirates broadcaster Rosey Rowswell's name and writes that former Pirates slugger Dale Long hit a major-league record eight consecutive pinch-hit home runs in 1956, when it was actually a homer in eight straight games as a full-time player. Otherwise, the author knocks it out of the yard.</w:t>
-        <w:br/>
-        <w:br/>
-        <w:t>Notes</w:t>
-        <w:br/>
-        <w:br/>
-        <w:t>Rick Shrum: rshrum@post-gazette.com or 412-263-1911. /</w:t>
+        <w:t>In two weeks, the city plans to announce a job stimulus package, he said.</w:t>
         <w:br/>
         <w:br/>
         <w:t>Graphic</w:t>
@@ -111,9 +75,7 @@
         <w:br/>
         <w:t xml:space="preserve"> </w:t>
         <w:br/>
-        <w:t>PHOTO: Vernon Law circa 1960.</w:t>
-        <w:br/>
-        <w:t>PHOTO: Pie Traynor circa 1930s.</w:t>
+        <w:t>PHOTO: Sam Adams</w:t>
       </w:r>
     </w:p>
     <w:sectPr>

--- a/example_articles/states/Oregon/6.states_Oregon_Other_publisher.docx
+++ b/example_articles/states/Oregon/6.states_Oregon_Other_publisher.docx
@@ -7,7 +7,7 @@
         <w:pStyle w:val="Heading1"/>
       </w:pPr>
       <w:r>
-        <w:t>PORTLAND, OREGON\; LARGEST CITY WITH OPENLY GAY MAYOR</w:t>
+        <w:t>Zombies, beasts, creepy docs: It must be Halloween</w:t>
       </w:r>
     </w:p>
     <w:p>
@@ -17,17 +17,17 @@
     </w:p>
     <w:p>
       <w:r>
-        <w:t>Date: 2009-01-04</w:t>
+        <w:t>Date: 2021-10-29</w:t>
       </w:r>
     </w:p>
     <w:p>
       <w:r>
-        <w:t>Section: NATIONAL; THE NATION AT A GLANCE; Pg. A-7</w:t>
+        <w:t>Section: FEATURES; Pg. D3</w:t>
       </w:r>
     </w:p>
     <w:p>
       <w:r>
-        <w:t>Source file: Other publishers/Files (500) (7).DOCX</w:t>
+        <w:t>Source file: Other publishers/Files (500) (3).DOCX</w:t>
       </w:r>
     </w:p>
     <w:p>
@@ -49,33 +49,41 @@
     </w:p>
     <w:p>
       <w:r>
-        <w:t>Portland became the nation's largest city with an openly gay mayor Thursday as a longtime City Hall insider took the oath of office.</w:t>
+        <w:t>It's Halloween weekend, which means in addition to getting dressed up, you have to watch a horror movie.</w:t>
         <w:br/>
-        <w:t>Sam Adams, 45, was sworn into office at 12:01 a.m. New Year's Day at City Hall during a ceremony attended by a crowd of about 40 that included his mother and his partner.</w:t>
+        <w:t>This weekend offers some good options in terms of chillers. "The Queen's Gambit" star Anya Taylor-Joy goes back in time for Edgar Wright's new psychological thriller. Keri Russell faces a primal beast in a horror film produced by monster king Guillermo del Toro. Kate Siegel ("Midnight Mass") has the worst hypnotherapist ever in a creepy mind-bender. And Zack Snyder's zombie movie "Army of the Dead" gets a heist-filled action-comedy prequel with a little undead flavor here and there.</w:t>
         <w:br/>
-        <w:t>Adams won the job seven months ago in a primary race by capturing 58 percent of the vote and therefore negating the need for a runoff election.</w:t>
+        <w:t>Here's a guide to new movies:</w:t>
         <w:br/>
-        <w:t>None of Adams' opponents raised his sexuality in the race. Neither did he.</w:t>
+        <w:t>'Last Night in Soho'</w:t>
         <w:br/>
-        <w:t>"This is a testament to how fair-minded Portlanders are that it wasn't an issue," Mr. Adams said. "I spend my time on the basic issues of life. A part of that includes equal rights, but that's not even close to a majority of the time."</w:t>
+        <w:t>Wright takes a detour from his usual fare with this tale of a young fashion student (Thomasin McKenzie) overwhelmed by her new London locale. At night, she dreams of the stylish era of the '60s in the city and specifically a burgeoning lounge singer (Taylor-Joy) trying to make it in a misogynistic world, though past horrors soon begin to invade present-day reality.</w:t>
         <w:br/>
-        <w:t>Mr. Adams grew up in a working-class household that he said was at times dependent on food stamps and subsidized housing. Just as being a gay man drives much of his political activism, he said, his working-class background influences his ambitions as mayor.</w:t>
+        <w:t>While the first half is an eye-popping, neon-drenched, amazingly well-crafted affair, and late English actress Diana Rigg gets one last standout role, the movie begins to lose steam as it starts to mete out its bigger reveals.</w:t>
         <w:br/>
-        <w:t>"My passions for public service includes promoting social justice equality for all, but it obviously also includes finding good jobs for people, which is also part of my family's background of not being able to always have economic security," he said. "Being gay is part of me, so is being Irish-American, so is being from a small Oregon town."</w:t>
+        <w:t>Where to watch: In theaters</w:t>
         <w:br/>
-        <w:t>Adams served 11 years as chief of staff to Mayor Vera Katz and was elected in 2004 to the City Council.</w:t>
+        <w:t>'Antlers'</w:t>
         <w:br/>
-        <w:t>The new mayor said he and other city officials have so far requested $880 million in federal funds for dozens of "shovel-ready" projects to improve parks, roads and the water system in Portland, which has a population of about 575,000.</w:t>
+        <w:t>Directed by Scott Cooper ("Black Mass"), the supernatural drama stars Russell as a middle school teacher in a working-class Oregon town concerned about a quiet and withdrawn student (Jeremy T. Thomas) who creates terrifying drawings. The worry turns to terror, though, when the creature he's keeping locked up in his house gets loose. Plenty eerie, the film also deftly explores child abuse and trauma, plus offers an awesome and chilling design for a beast entrenched in Indigenous mythology.</w:t>
         <w:br/>
-        <w:t>In two weeks, the city plans to announce a job stimulus package, he said.</w:t>
+        <w:t>Where to watch: In theaters</w:t>
         <w:br/>
+        <w:t>'Army of Thieves'</w:t>
         <w:br/>
-        <w:t>Graphic</w:t>
+        <w:t>Matthias Schweighöfer reprises his role as ace safecracker Dieter (and also directs this crime comedy) set six years before "Army of the Dead." A German bank teller, Dieter has some uncanny skills when it comes to popping impossible locks, and he's recruited by a mysterious pickpocket (Nathalie Emmanuel) to join a team planning to crack three infamous safes across Europe.</w:t>
         <w:br/>
+        <w:t>It's mostly a goofy and fun adventure, thanks to Schweighöfer's heroic awkwardness, but its 127-minute running time and frequent references to America's zombie apocalypse keep it from being a snappy action film.</w:t>
         <w:br/>
-        <w:t xml:space="preserve"> </w:t>
+        <w:t>Where to watch: Netflix</w:t>
         <w:br/>
-        <w:t>PHOTO: Sam Adams</w:t>
+        <w:t>'Hypnotic'</w:t>
+        <w:br/>
+        <w:t>In the Lifetime-y thriller, Siegel stars as a woman named Jenn needing to get her groove back professionally and personally, and she's introduced to a charming and famous hypnotherapist (Jason O'Mara).</w:t>
+        <w:br/>
+        <w:t>The sessions seem to work  until Jenn begins to experience blackouts and bad news in general, and she soon reaches out to a detective (Dulé Hill) to look into the not-so-good doctor. Siegel, so good in "Midnight Mass" and other spooky Netflix fare, is at least committed even if the overall narrative leans cheesy and predictable.</w:t>
+        <w:br/>
+        <w:t>Where to watch: Netflix</w:t>
       </w:r>
     </w:p>
     <w:sectPr>
